--- a/output/연신내지역주택조합_녹취록_고영진_20230315.docx
+++ b/output/연신내지역주택조합_녹취록_고영진_20230315.docx
@@ -252,7 +252,7 @@
                 <w:b w:val="0"/>
                 <w:sz w:val="20"/>
               </w:rPr>
-              <w:t>① 조합 안내직원(여) — 이하 ‘을₁’ / ② 조합 팀장(남, 성명 미상) — 이하 ‘을₂’</w:t>
+              <w:t>① 조합 안내직원(여) — 이하 ‘을₁’ / ② 김성수(金成洙) 이사 — 연신내지역주택조합 업무대행총괄 — 이하 ‘을₂’</w:t>
             </w:r>
           </w:p>
         </w:tc>
@@ -286,7 +286,7 @@
                 <w:b w:val="0"/>
                 <w:sz w:val="20"/>
               </w:rPr>
-              <w:t>갑(甲) 고영진이 추가분담금 4,000만 원 납부 거부 및 조합 탈퇴 의사 표명을 위해 연신내지역주택조합 사무실을 직접 방문한 자리에서, 면담의 전 과정을 휴대전화로 녹음한 것임.</w:t>
+              <w:t>갑(甲) 고영진이 추가분담금 4,000만 원 납부 거부 및 조합 탈퇴 의사 표명을 위해 연신내지역주택조합 사무실을 직접 방문하여, 업무대행총괄 김성수 이사와 약 47분간 면담한 전 과정을 본인의 휴대전화로 녹음한 것임.</w:t>
             </w:r>
           </w:p>
         </w:tc>
@@ -620,7 +620,21 @@
           <w:b/>
           <w:sz w:val="22"/>
         </w:rPr>
-        <w:t>【제2부 — 사업 진행 경과 설명】 03:17 ~ 16:00</w:t>
+        <w:t>【제2부 — 사업 진행 경과 설명 (김성수 이사)】 03:17 ~ 16:00</w:t>
+      </w:r>
+    </w:p>
+    <w:p>
+      <w:pPr>
+        <w:spacing w:after="80"/>
+      </w:pPr>
+      <w:r>
+        <w:rPr>
+          <w:rFonts w:ascii="맑은 고딕" w:hAnsi="맑은 고딕" w:eastAsia="맑은 고딕"/>
+          <w:b w:val="0"/>
+          <w:color w:val="555555"/>
+          <w:sz w:val="18"/>
+        </w:rPr>
+        <w:t>※ 이하 ‘을₂’ 발언은 모두 연신내지역주택조합 업무대행총괄 김성수 이사의 발언임.</w:t>
       </w:r>
     </w:p>
     <w:p>
@@ -2674,6 +2688,32 @@
         <w:t>분담금 반환채권 소멸시효: 민사 10년 / 상사 5년. 내용증명 도달 시점부터 시효 중단.</w:t>
       </w:r>
     </w:p>
+    <w:p>
+      <w:pPr>
+        <w:spacing w:after="20"/>
+      </w:pPr>
+      <w:r>
+        <w:rPr>
+          <w:rFonts w:ascii="맑은 고딕" w:hAnsi="맑은 고딕" w:eastAsia="맑은 고딕"/>
+          <w:b/>
+          <w:sz w:val="20"/>
+        </w:rPr>
+        <w:t>6. 업무대행사·업무대행총괄 이사(김성수) 개인 책임 검토</w:t>
+      </w:r>
+    </w:p>
+    <w:p>
+      <w:pPr>
+        <w:spacing w:after="80"/>
+      </w:pPr>
+      <w:r>
+        <w:rPr>
+          <w:rFonts w:ascii="맑은 고딕" w:hAnsi="맑은 고딕" w:eastAsia="맑은 고딕"/>
+          <w:b w:val="0"/>
+          <w:sz w:val="20"/>
+        </w:rPr>
+        <w:t>을₂ 김성수 이사는 단순 직원이 아닌 ‘업무대행총괄 이사’로서, 조합 분담금의 운용·집행에 직접 관여한 자임. 본 녹취 15:48 자인발언(‘홍보관 운영 등 부대비용 소진’)을 비롯하여 분담금이 본래 목적인 토지매입이 아닌 운영비로 전용된 사정이 확인될 경우 ㉠ 상법 제401조에 따른 ‘제3자에 대한 이사의 손해배상책임’, ㉡ 형법 제355조(업무상 횡령·배임) 등 개인 책임 추궁의 여지가 있으므로, 회계자료 확보 후 형사고소 병행 여부도 함께 검토할 필요가 있음.</w:t>
+      </w:r>
+    </w:p>
     <w:p/>
     <w:p>
       <w:pPr>

--- a/output/연신내지역주택조합_녹취록_고영진_20230315.docx
+++ b/output/연신내지역주택조합_녹취록_고영진_20230315.docx
@@ -286,7 +286,7 @@
                 <w:b w:val="0"/>
                 <w:sz w:val="20"/>
               </w:rPr>
-              <w:t>갑(甲) 고영진이 추가분담금 4,000만 원 납부 거부 및 조합 탈퇴 의사 표명을 위해 연신내지역주택조합 사무실을 직접 방문하여, 업무대행총괄 김성수 이사와 약 47분간 면담한 전 과정을 본인의 휴대전화로 녹음한 것임.</w:t>
+              <w:t>갑(甲) 고영진이 추가분담금 4,000만 원 납부 거부 및 ‘조합 가입계약의 해지(탈퇴)’를 위하여 연신내지역주택조합 사무실을 직접 방문하여 업무대행총괄 김성수 이사와 약 47분간 면담하였으며, 그 자리에서 갑이 구두로 ‘탈퇴’의 의사를 표시하고 을₂(김성수 이사)가 이를 수령·확인함으로써 본 일자로 가입계약이 적법하게 해지되었음. 면담의 전 과정을 본인의 휴대전화로 녹음한 것이 본 음성파일임.</w:t>
             </w:r>
           </w:p>
         </w:tc>
@@ -415,7 +415,7 @@
           <w:b w:val="0"/>
           <w:sz w:val="20"/>
         </w:rPr>
-        <w:t>6. 갑은 추가분담금 납부를 거부하고 본 면담에서 명시적으로 ‘탈퇴 의사’를 표명함.</w:t>
+        <w:t>6. 갑은 추가분담금 납부를 거부하고 본 면담 자리에서 김성수 이사에게 ‘조합 가입계약의 해지(탈퇴)’ 의사를 구두로 명확히 표시함. 이에 김성수 이사가 곧바로 ‘해지 절차 및 환불 방법(2,500만 원 공제 후 6,500만 원 반환)’을 안내함으로써, 민법 제111조 제1항에 따라 위 해지의 의사표시가 상대방에게 도달하여 ‘2023년 3월 15일자로 가입계약은 적법하게 해지됨(즉, 동 일자로 탈퇴가 완료됨)’.</w:t>
       </w:r>
     </w:p>
     <w:p>
@@ -428,7 +428,7 @@
           <w:b w:val="0"/>
           <w:sz w:val="20"/>
         </w:rPr>
-        <w:t>7. 조합 측은 갑의 납입금 중 2,500만 원을 공제한 6,500만 원을 환급하되, 그 시기는 ‘대체 조합원 모집 시(2024년 3월 ~ 8월 중)’로 한정한다고 안내함.</w:t>
+        <w:t>7. 조합 측은 갑의 납입금 중 2,500만 원을 공제한 6,500만 원을 환급하되, 그 시기는 ‘대체 조합원 모집 시(2024년 3월 ~ 8월 중)’로 한정한다고 안내하였으나, 위 약속한 시기마저 도과한 현재(2026.5. 기준)까지 일체 반환이 이행되지 아니하고 있음.</w:t>
       </w:r>
     </w:p>
     <w:p>
@@ -972,7 +972,7 @@
           <w:b/>
           <w:sz w:val="22"/>
         </w:rPr>
-        <w:t>【제4부 — 갑의 탈퇴 의사 명시적 표명】 24:33 ~ 25:30  ★ 핵심 ★</w:t>
+        <w:t>【제4부 — 갑의 탈퇴(해지) 의사표시 도달 및 효력 발생】 24:33 ~ 25:30  ★ 핵심 ★</w:t>
       </w:r>
     </w:p>
     <w:p>
@@ -986,7 +986,7 @@
           <w:color w:val="C00000"/>
           <w:sz w:val="20"/>
         </w:rPr>
-        <w:t>▣ 쟁점 ④ — 갑의 탈퇴 의사표시 (구두)</w:t>
+        <w:t>▣ 쟁점 ④ — 갑의 구두 해지 의사표시 도달 / 2023.3.15.자 탈퇴 완료</w:t>
       </w:r>
     </w:p>
     <w:p>
@@ -1043,7 +1043,7 @@
           <w:color w:val="004400"/>
           <w:sz w:val="18"/>
         </w:rPr>
-        <w:t>갑이 본 면담일 ‘구두로 탈퇴 의사’를 명시적으로 표시함. 면담 이전 ‘월요일’ 전화 문의 시점에 이미 조합 측이 환불 의사를 통지한 사실도 확인됨. 민법 제111조에 의한 의사표시 도달로 ‘탈퇴 효력’ 발생 주장 가능.</w:t>
+        <w:t>갑이 본 면담일(2023.3.15.) 김성수 이사가 동석한 자리에서 ‘탈퇴(해지)’의 의사를 구두로 명백히 표시하였고, 김성수 이사가 그 자리에서 곧바로 환불 절차·금액을 안내하여 그 의사를 수령하였음. 민법 제111조 제1항(상대방 있는 의사표시는 도달한 때 효력 발생)에 따라 ‘2023.3.15.자로 본 가입계약은 적법하게 해지(=탈퇴 완료)’되었음. 면담 이전 직전 월요일 전화 문의 시점에 조합이 이미 ‘공제 후 환급’ 안내를 한 사실도 위 해지 완성을 보강함.</w:t>
       </w:r>
     </w:p>
     <w:p>
@@ -2192,7 +2192,7 @@
                 <w:b w:val="0"/>
                 <w:sz w:val="20"/>
               </w:rPr>
-              <w:t>갑의 명시적 ‘탈퇴’ 의사표시</w:t>
+              <w:t>갑의 구두 탈퇴 → 2023.3.15. 해지 완료</w:t>
             </w:r>
           </w:p>
         </w:tc>
@@ -2211,7 +2211,7 @@
                 <w:b w:val="0"/>
                 <w:sz w:val="20"/>
               </w:rPr>
-              <w:t>24:33</w:t>
+              <w:t>24:33 / 27:43</w:t>
             </w:r>
           </w:p>
         </w:tc>
@@ -2230,7 +2230,7 @@
                 <w:b w:val="0"/>
                 <w:sz w:val="20"/>
               </w:rPr>
-              <w:t>갑</w:t>
+              <w:t>갑·을₂</w:t>
             </w:r>
           </w:p>
         </w:tc>
@@ -2607,7 +2607,7 @@
           <w:b w:val="0"/>
           <w:sz w:val="20"/>
         </w:rPr>
-        <w:t>탈퇴 의사표시 및 납입금 전액 반환 청구를 담은 ‘내용증명’을 즉시 발송하여 시효 중단 및 지연이자(상사법정이율 연 6%) 기산점을 확보할 것. 14일 이내 미반환 시 즉시 소제기 예고.</w:t>
+        <w:t>이미 2023.3.15.자로 가입계약이 적법하게 해지(=탈퇴 완료)되었음을 확인 통지하고, 이에 따른 납입금 전액 반환 및 ‘2023.3.16.부터 변제일까지 상사법정이율 연 6%의 지연손해금’을 청구하는 내용증명을 즉시 발송. 이는 ‘이행 최고’의 효력과 시효 중단(민법 제174조)·소촉법 12% 기산을 위한 사전조치임. 14일 이내 미이행 시 즉시 제소 예고.</w:t>
       </w:r>
     </w:p>
     <w:p>

--- a/output/연신내지역주택조합_녹취록_고영진_20230315.docx
+++ b/output/연신내지역주택조합_녹취록_고영진_20230315.docx
@@ -252,7 +252,7 @@
                 <w:b w:val="0"/>
                 <w:sz w:val="20"/>
               </w:rPr>
-              <w:t>① 조합 안내직원(여) — 이하 ‘을₁’ / ② 김성수(金成洙) 이사 — 연신내지역주택조합 업무대행총괄 — 이하 ‘을₂’</w:t>
+              <w:t>① 조합 안내직원(여) — 이하 ‘을₁’ / ② 김성수(金成洙) 이사 — 연신내지역주택조합 업무대행사 ‘주식회사 다원에코코리아’ 업무대행총괄 — 이하 ‘을₂’</w:t>
             </w:r>
           </w:p>
         </w:tc>

--- a/output/연신내지역주택조합_녹취록_고영진_20230315.docx
+++ b/output/연신내지역주택조합_녹취록_고영진_20230315.docx
@@ -350,7 +350,7 @@
           <w:b w:val="0"/>
           <w:sz w:val="20"/>
         </w:rPr>
-        <w:t>1. 갑(고영진)은 2019년 12월경 연신내지역주택조합 1·2차 조합원 모집 시 25평형으로 가입함.</w:t>
+        <w:t>1. 갑(고영진)은 2019년 12월경 연신내지역주택조합 1·2차 조합원 모집 시 25평형으로 가입하고, 가입 이후 분담금 등 명목으로 총 90,000,000원(구천만 원)을 납입함.</w:t>
       </w:r>
     </w:p>
     <w:p>
@@ -2659,7 +2659,7 @@
           <w:b w:val="0"/>
           <w:sz w:val="20"/>
         </w:rPr>
-        <w:t>주위적 청구: 부담금반환 청구(납입금 전액). 예비적 청구: 약정금 청구(조합 측이 자인한 6,500만 원). 청구원인: ㉠ 계약서 ‘착공 후’ 조항 위반에 따른 이행거절·법정해제, ㉡ 사정변경에 의한 해지, ㉢ 신의칙상 ‘대체 조합원 모집 시 환급’ 조건 약정 무효(민법 제2조).</w:t>
+        <w:t>주위적 청구: 부담금반환 청구 — 원금 90,000,000원 + 2023.3.16. ~ 변제일까지의 상사법정이율 연 6% 지연손해금 (2026.5.14. 기준 약 17,087,671원, 합계 약 107,087,671원). 예비적 청구: 약정금 청구(조합 측이 자인한 6,500만 원). 청구원인: ㉠ 계약서 ‘착공 후’ 조항 위반에 따른 이행거절·법정해제, ㉡ 사정변경에 의한 해지, ㉢ 신의칙상 ‘대체 조합원 모집 시 환급’ 조건 약정 무효(민법 제2조), ㉣ 2023.3.15.자 적법 해지에 따른 부당이득 반환.</w:t>
       </w:r>
     </w:p>
     <w:p>

--- a/output/연신내지역주택조합_녹취록_고영진_20230315.docx
+++ b/output/연신내지역주택조합_녹취록_고영진_20230315.docx
@@ -116,7 +116,7 @@
                 <w:b w:val="0"/>
                 <w:sz w:val="20"/>
               </w:rPr>
-              <w:t>연신내지역주택조합 사무실 (서울 은평구 불광동 소재)</w:t>
+              <w:t>(가칭)연신내지역주택조합 추진위원회 사무실 (서울특별시 은평구 통일로 80길 17-7, 불광동)</w:t>
             </w:r>
           </w:p>
         </w:tc>
@@ -350,7 +350,20 @@
           <w:b w:val="0"/>
           <w:sz w:val="20"/>
         </w:rPr>
-        <w:t>1. 갑(고영진)은 2019년 12월경 연신내지역주택조합 1·2차 조합원 모집 시 25평형으로 가입하고, 가입 이후 분담금 등 명목으로 총 90,000,000원(구천만 원)을 납입함.</w:t>
+        <w:t>1. 갑(고영진)은 2019년 12월경 (가칭)연신내지역주택조합 추진위원회(추진위원장 정강순) 의 1·2차 조합원 모집 시 25평형으로 가입하고, 가입 이후 분담금 등 명목으로 총 90,000,000원(구천만 원)을 납입함. 본 조합의 업무대행사는 ‘주식회사 다원에코코리아’(대표이사 김미란)이며, 자금관리신탁사는 ‘한국자산신탁(주)’(대표이사 김규철)임.</w:t>
+      </w:r>
+    </w:p>
+    <w:p>
+      <w:pPr>
+        <w:spacing w:after="40"/>
+      </w:pPr>
+      <w:r>
+        <w:rPr>
+          <w:rFonts w:ascii="맑은 고딕" w:hAnsi="맑은 고딕" w:eastAsia="맑은 고딕"/>
+          <w:b w:val="0"/>
+          <w:sz w:val="20"/>
+        </w:rPr>
+        <w:t>1-1. 본 조합이 은평구청에 등록한 모집공고문 변경(안)에 따르면, ‘2022년 06월까지 약 95% 이상의 토지매매계약 및 소유권이전 완료 후 주택건설 사업계획승인 신청’할 것이 명시되어 있었으나, 면담 시점인 2023.3.15. 실제 토지매입률은 약 8%에 불과하여 약속 대비 약 44%포인트의 중대한 미달이 확인됨.</w:t>
       </w:r>
     </w:p>
     <w:p>

--- a/output/연신내지역주택조합_녹취록_고영진_20230315.docx
+++ b/output/연신내지역주택조합_녹취록_고영진_20230315.docx
@@ -2594,7 +2594,7 @@
           <w:b w:val="0"/>
           <w:sz w:val="20"/>
         </w:rPr>
-        <w:t>본 녹취록을 변호사 사무실(또는 공증사무소)에 제출하여 ‘녹취록 인증’을 받아 두고, 원본 m4a 파일은 휴대전화 원본·USB·클라우드 등에 최소 3부 이상 분산 보관할 것.</w:t>
+        <w:t>본 녹취록을 변호사 사무실(또는 공증사무소)에 제출하여 ‘녹취록 인증’을 받아 두고, 원본 음성파일(m4a)은 휴대전화 원본·이동식 저장장치·클라우드 등에 최소 3부 이상 분산 보관할 것.</w:t>
       </w:r>
     </w:p>
     <w:p>

--- a/output/연신내지역주택조합_녹취록_고영진_20230315.docx
+++ b/output/연신내지역주택조합_녹취록_고영진_20230315.docx
@@ -286,7 +286,7 @@
                 <w:b w:val="0"/>
                 <w:sz w:val="20"/>
               </w:rPr>
-              <w:t>갑(甲) 고영진이 추가분담금 4,000만 원 납부 거부 및 ‘조합 가입계약의 해지(탈퇴)’를 위하여 연신내지역주택조합 사무실을 직접 방문하여 업무대행총괄 김성수 이사와 약 47분간 면담하였으며, 그 자리에서 갑이 구두로 ‘탈퇴’의 의사를 표시하고 을₂(김성수 이사)가 이를 수령·확인함으로써 본 일자로 가입계약이 적법하게 해지되었음. 면담의 전 과정을 본인의 휴대전화로 녹음한 것이 본 음성파일임.</w:t>
+              <w:t>갑(甲) 고영진이 추가분담금 4,000만 원 납부 거부 및 ‘조합 가입계약의 해지(탈퇴)’를 위하여 연신내지역주택조합 사무실을 직접 방문하여 업무대행총괄 김성수 이사와 약 47분간 면담하였으며, 그 자리에서 갑이 구두로 탈퇴 의사를 표시한 데에 더하여 조합이 비치한 ‘조합원 탈퇴서’에 자필로 서명·날인하여 김성수 이사에게 직접 교부함으로써 본 일자로 가입계약이 적법하게 해지(탈퇴 완료)되었음. 면담의 전 과정을 본인의 휴대전화로 녹음한 것이 본 음성파일임.</w:t>
             </w:r>
           </w:p>
         </w:tc>
@@ -428,7 +428,7 @@
           <w:b w:val="0"/>
           <w:sz w:val="20"/>
         </w:rPr>
-        <w:t>6. 갑은 추가분담금 납부를 거부하고 본 면담 자리에서 김성수 이사에게 ‘조합 가입계약의 해지(탈퇴)’ 의사를 구두로 명확히 표시함. 이에 김성수 이사가 곧바로 ‘해지 절차 및 환불 방법(2,500만 원 공제 후 6,500만 원 반환)’을 안내함으로써, 민법 제111조 제1항에 따라 위 해지의 의사표시가 상대방에게 도달하여 ‘2023년 3월 15일자로 가입계약은 적법하게 해지됨(즉, 동 일자로 탈퇴가 완료됨)’.</w:t>
+        <w:t>6. 갑은 추가분담금 납부를 거부하고, 본 면담 자리에서 김성수 이사에게 ‘조합 가입계약의 해지(탈퇴)’ 의사를 구두로 명확히 표시한 데 더하여 조합이 비치한 ‘조합원 탈퇴서’에 자필로 서명·날인하여 김성수 이사에게 직접 교부함. 이에 김성수 이사가 곧바로 ‘해지 절차 및 환불 방법(2,500만 원 공제 후 6,500만 원 반환)’을 안내함으로써, 민법 제111조 제1항에 따라 위 해지의 의사표시(서면 탈퇴서 포함)가 상대방에게 도달하여 ‘2023년 3월 15일자로 가입계약은 적법하게 해지됨(즉, 동 일자로 탈퇴가 종국적으로 완료됨)’.</w:t>
       </w:r>
     </w:p>
     <w:p>

--- a/output/연신내지역주택조합_녹취록_고영진_20230315.docx
+++ b/output/연신내지역주택조합_녹취록_고영진_20230315.docx
@@ -2711,7 +2711,7 @@
           <w:b/>
           <w:sz w:val="20"/>
         </w:rPr>
-        <w:t>6. 업무대행사·업무대행총괄 이사(김성수) 개인 책임 검토</w:t>
+        <w:t>6. 업무대행사(주식회사 다원에코코리아)에 대한 추가 청구 검토</w:t>
       </w:r>
     </w:p>
     <w:p>
@@ -2724,7 +2724,7 @@
           <w:b w:val="0"/>
           <w:sz w:val="20"/>
         </w:rPr>
-        <w:t>을₂ 김성수 이사는 단순 직원이 아닌 ‘업무대행총괄 이사’로서, 조합 분담금의 운용·집행에 직접 관여한 자임. 본 녹취 15:48 자인발언(‘홍보관 운영 등 부대비용 소진’)을 비롯하여 분담금이 본래 목적인 토지매입이 아닌 운영비로 전용된 사정이 확인될 경우 ㉠ 상법 제401조에 따른 ‘제3자에 대한 이사의 손해배상책임’, ㉡ 형법 제355조(업무상 횡령·배임) 등 개인 책임 추궁의 여지가 있으므로, 회계자료 확보 후 형사고소 병행 여부도 함께 검토할 필요가 있음.</w:t>
+        <w:t>본 녹취 15:48 자인발언(‘홍보관 운영 등 부대비용 소진’) 등 분담금이 본래 목적인 토지매입이 아닌 운영비로 전용된 정황 및 모집공고상 95% 약속 위반 정황을 함께 고려할 경우, 업무대행사 자체에 대하여 「표시·광고의 공정화에 관한 법률」 제10조에 따른 손해배상 청구 등 회사 단위의 추가 책임 추궁을 검토할 수 있음. 임원 개인에 대한 책임 추궁은 본 1차 절차에서는 자제하되, 회사 측의 비협조적 대응이 장기간 지속될 경우 그 시점에 별도 검토.</w:t>
       </w:r>
     </w:p>
     <w:p/>

--- a/output/연신내지역주택조합_녹취록_고영진_20230315.docx
+++ b/output/연신내지역주택조합_녹취록_고영진_20230315.docx
@@ -350,7 +350,7 @@
           <w:b w:val="0"/>
           <w:sz w:val="20"/>
         </w:rPr>
-        <w:t>1. 갑(고영진)은 2019년 12월경 (가칭)연신내지역주택조합 추진위원회(추진위원장 정강순) 의 1·2차 조합원 모집 시 25평형으로 가입하고, 가입 이후 분담금 등 명목으로 총 90,000,000원(구천만 원)을 납입함. 본 조합의 업무대행사는 ‘주식회사 다원에코코리아’(대표이사 김미란)이며, 자금관리신탁사는 ‘한국자산신탁(주)’(대표이사 김규철)임.</w:t>
+        <w:t>1. 갑(고영진)은 2019년 12월경 (가칭)연신내지역주택조합 추진위원회(추진위원장 이수남) 의 1·2차 조합원 모집 시 25평형으로 가입하고, 가입 이후 분담금 등 명목으로 총 90,000,000원(구천만 원)을 납입함. 본 조합의 업무대행사는 ‘주식회사 다원에코코리아’(대표이사 김미란)이며, 자금관리신탁사는 ‘한국자산신탁(주)’(대표이사 김규철)임.</w:t>
       </w:r>
     </w:p>
     <w:p>

--- a/output/연신내지역주택조합_녹취록_고영진_20230315.docx
+++ b/output/연신내지역주택조합_녹취록_고영진_20230315.docx
@@ -116,7 +116,7 @@
                 <w:b w:val="0"/>
                 <w:sz w:val="20"/>
               </w:rPr>
-              <w:t>(가칭)연신내지역주택조합 추진위원회 사무실 (서울특별시 은평구 통일로 80길 17-7, 불광동)</w:t>
+              <w:t>연신내지역주택조합 업무대행사 사무실 (서울특별시 은평구 불광동 소재)</w:t>
             </w:r>
           </w:p>
         </w:tc>

--- a/output/연신내지역주택조합_녹취록_고영진_20230315.docx
+++ b/output/연신내지역주택조합_녹취록_고영진_20230315.docx
@@ -2672,7 +2672,7 @@
           <w:b w:val="0"/>
           <w:sz w:val="20"/>
         </w:rPr>
-        <w:t>주위적 청구: 부담금반환 청구 — 원금 90,000,000원 + 2023.3.16. ~ 변제일까지의 상사법정이율 연 6% 지연손해금 (2026.5.14. 기준 약 17,087,671원, 합계 약 107,087,671원). 예비적 청구: 약정금 청구(조합 측이 자인한 6,500만 원). 청구원인: ㉠ 계약서 ‘착공 후’ 조항 위반에 따른 이행거절·법정해제, ㉡ 사정변경에 의한 해지, ㉢ 신의칙상 ‘대체 조합원 모집 시 환급’ 조건 약정 무효(민법 제2조), ㉣ 2023.3.15.자 적법 해지에 따른 부당이득 반환.</w:t>
+        <w:t>주위적 청구: 부담금반환 청구 — 원금 90,000,000원 + 2023.3.16. ~ 변제일까지의 상사법정이율 연 6% 지연손해금 (2026.5.15. 기준 약 17,102,466원, 합계 약 107,102,466원). 예비적 청구: 약정금 청구(조합 측이 자인한 6,500만 원). 청구원인: ㉠ 계약서 ‘착공 후’ 조항 위반에 따른 이행거절·법정해제, ㉡ 사정변경에 의한 해지, ㉢ 신의칙상 ‘대체 조합원 모집 시 환급’ 조건 약정 무효(민법 제2조), ㉣ 2023.3.15.자 적법 해지에 따른 부당이득 반환.</w:t>
       </w:r>
     </w:p>
     <w:p>

--- a/output/연신내지역주택조합_녹취록_고영진_20230315.docx
+++ b/output/연신내지역주택조합_녹취록_고영진_20230315.docx
@@ -218,7 +218,7 @@
                 <w:b w:val="0"/>
                 <w:sz w:val="20"/>
               </w:rPr>
-              <w:t>조합원 본인 ‘고영진(高永鎭)’ — 이하 ‘갑(甲)’</w:t>
+              <w:t>조합원 본인 ‘고영진’ — 이하 ‘갑’</w:t>
             </w:r>
           </w:p>
         </w:tc>
@@ -252,7 +252,7 @@
                 <w:b w:val="0"/>
                 <w:sz w:val="20"/>
               </w:rPr>
-              <w:t>① 조합 안내직원(여) — 이하 ‘을₁’ / ② 김성수(金成洙) 이사 — 연신내지역주택조합 업무대행사 ‘주식회사 다원에코코리아’ 업무대행총괄 — 이하 ‘을₂’</w:t>
+              <w:t>① 김성수 이사 — 연신내지역주택조합 업무대행사 ‘주식회사 다원에코코리아’ 업무대행총괄 — 이하 ‘을₂’ / ② 조합 안내직원(여) — 이하 ‘을₁’</w:t>
             </w:r>
           </w:p>
         </w:tc>
@@ -286,7 +286,7 @@
                 <w:b w:val="0"/>
                 <w:sz w:val="20"/>
               </w:rPr>
-              <w:t>갑(甲) 고영진이 추가분담금 4,000만 원 납부 거부 및 ‘조합 가입계약의 해지(탈퇴)’를 위하여 연신내지역주택조합 사무실을 직접 방문하여 업무대행총괄 김성수 이사와 약 47분간 면담하였으며, 그 자리에서 갑이 구두로 탈퇴 의사를 표시한 데에 더하여 조합이 비치한 ‘조합원 탈퇴서’에 자필로 서명·날인하여 김성수 이사에게 직접 교부함으로써 본 일자로 가입계약이 적법하게 해지(탈퇴 완료)되었음. 면담의 전 과정을 본인의 휴대전화로 녹음한 것이 본 음성파일임.</w:t>
+              <w:t>갑 고영진이 추가분담금 4,000만 원 납부 거부 및 ‘조합 가입계약의 해지(탈퇴)’를 위하여 연신내지역주택조합 사무실을 직접 방문하여 업무대행총괄 김성수 이사와 약 47분간 면담하였으며, 그 자리에서 갑이 구두로 탈퇴 의사를 표시한 데에 더하여 조합이 비치한 ‘조합원 탈퇴서’에 자필로 서명·날인하여 김성수 이사에게 직접 교부함으로써 본 일자로 가입계약이 적법하게 해지(탈퇴 완료)되었음. 면담의 전 과정을 본인의 휴대전화로 녹음한 것이 본 음성파일임.</w:t>
             </w:r>
           </w:p>
         </w:tc>
